--- a/Аналитика/Замечания к ИД КПП для проектировщика.docx
+++ b/Аналитика/Замечания к ИД КПП для проектировщика.docx
@@ -2379,7 +2379,7 @@
                 <w:i w:val="0"/>
                 <w:sz w:val="18"/>
               </w:rPr>
-              <w:t>ST-ER115: показать на плане, если установлены, или исключить из спецификации. Дописать наименование поз. 2 и 7, перенумеровать.</w:t>
+              <w:t>ST-ER115 установлены (3 шт.) — показать на плане и в УГО (EDU) у дверей с электромагнитными замками. Дописать наименование поз. 2 и 7, перенумеровать.</w:t>
             </w:r>
           </w:p>
         </w:tc>
@@ -2400,7 +2400,7 @@
                 <w:i w:val="0"/>
                 <w:sz w:val="18"/>
               </w:rPr>
-              <w:t>В акте о смонтированном оборудовании ST-ER115 нет (по плану). Если установлены — сообщите, добавлю.</w:t>
+              <w:t>Акт о смонтированном оборудовании и журнал входного контроля СКУД: ST-ER115 (EDU) — 3 шт. по спецификации, поз. 9.</w:t>
             </w:r>
           </w:p>
         </w:tc>

--- a/Аналитика/Замечания к ИД КПП для проектировщика.docx
+++ b/Аналитика/Замечания к ИД КПП для проектировщика.docx
@@ -881,7 +881,7 @@
                 <w:i w:val="0"/>
                 <w:sz w:val="18"/>
               </w:rPr>
-              <w:t>УГО: считыватель — 6 шт.; кнопка выхода — 4 шт.; монитор видеодомофона VS — 1 шт.; вызывная панель AVD — 2 шт.; рабочее место АРК — 1 шт.</w:t>
+              <w:t>УГО: считыватель — 6 шт.; кнопка выхода — 6 шт.; монитор видеодомофона VS — 1 шт.; вызывная панель AVD — 2 шт.; рабочее место АРК — 1 шт.</w:t>
             </w:r>
           </w:p>
         </w:tc>
@@ -902,7 +902,7 @@
                 <w:i w:val="0"/>
                 <w:sz w:val="18"/>
               </w:rPr>
-              <w:t>Акт о смонтированном оборудовании СКУД и журнал входного контроля: TM 6, BGM 4, VS 1, AVD 2, АРК 1 (по плану).</w:t>
+              <w:t>Акт о смонтированном оборудовании СКУД и журнал входного контроля: TM 6, BGM 6, VS 1, AVD 2, АРК 1.</w:t>
             </w:r>
           </w:p>
         </w:tc>
@@ -988,7 +988,7 @@
                 <w:i w:val="0"/>
                 <w:sz w:val="18"/>
               </w:rPr>
-              <w:t>Привести к одному: показать на плане все установленные кнопки либо исправить количество в спецификации.</w:t>
+              <w:t>Установлено 6 (2 сенсорные ST-EX020LSM-BK + 4 механические ST-EX241L) — показать на плане все 6 кнопок с позиционными обозначениями и линиями в КЖ.</w:t>
             </w:r>
           </w:p>
         </w:tc>
@@ -1009,7 +1009,7 @@
                 <w:i w:val="0"/>
                 <w:sz w:val="18"/>
               </w:rPr>
-              <w:t>В акте о смонтированном оборудовании — по плану: BGM 4 шт. (ST-EX020LSM-BK / ST-EX241L).</w:t>
+              <w:t>Акт о смонтированном оборудовании и журнал входного контроля СКУД: ST-EX020LSM-BK — 2 шт., ST-EX241L — 4 шт. (по факту).</w:t>
             </w:r>
           </w:p>
         </w:tc>
@@ -1033,6 +1033,220 @@
                 <w:sz w:val="18"/>
               </w:rPr>
               <w:t>9</w:t>
+            </w:r>
+          </w:p>
+        </w:tc>
+        <w:tc>
+          <w:tcPr>
+            <w:tcW w:type="dxa" w:w="2551"/>
+          </w:tcPr>
+          <w:p>
+            <w:pPr>
+              <w:spacing w:after="0"/>
+              <w:jc w:val="left"/>
+            </w:pPr>
+            <w:r/>
+            <w:r>
+              <w:rPr>
+                <w:rFonts w:ascii="Times New Roman" w:hAnsi="Times New Roman" w:eastAsia="Times New Roman"/>
+                <w:b w:val="0"/>
+                <w:i w:val="0"/>
+                <w:sz w:val="18"/>
+              </w:rPr>
+              <w:t>СКУД: схема, УГО «Доводчик дверной (7шт)»</w:t>
+            </w:r>
+          </w:p>
+        </w:tc>
+        <w:tc>
+          <w:tcPr>
+            <w:tcW w:type="dxa" w:w="4422"/>
+          </w:tcPr>
+          <w:p>
+            <w:pPr>
+              <w:spacing w:after="0"/>
+              <w:jc w:val="left"/>
+            </w:pPr>
+            <w:r/>
+            <w:r>
+              <w:rPr>
+                <w:rFonts w:ascii="Times New Roman" w:hAnsi="Times New Roman" w:eastAsia="Times New Roman"/>
+                <w:b w:val="0"/>
+                <w:i w:val="0"/>
+                <w:sz w:val="18"/>
+              </w:rPr>
+              <w:t>Доводчики ООО «АльтЭн» не поставляло и не монтировало — их устанавливает заказчик.</w:t>
+            </w:r>
+          </w:p>
+        </w:tc>
+        <w:tc>
+          <w:tcPr>
+            <w:tcW w:type="dxa" w:w="3969"/>
+          </w:tcPr>
+          <w:p>
+            <w:pPr>
+              <w:spacing w:after="0"/>
+              <w:jc w:val="left"/>
+            </w:pPr>
+            <w:r/>
+            <w:r>
+              <w:rPr>
+                <w:rFonts w:ascii="Times New Roman" w:hAnsi="Times New Roman" w:eastAsia="Times New Roman"/>
+                <w:b w:val="0"/>
+                <w:i w:val="0"/>
+                <w:sz w:val="18"/>
+              </w:rPr>
+              <w:t>Убрать доводчики из УГО и с плана либо пометить «поставка и монтаж — заказчик».</w:t>
+            </w:r>
+          </w:p>
+        </w:tc>
+        <w:tc>
+          <w:tcPr>
+            <w:tcW w:type="dxa" w:w="4025"/>
+          </w:tcPr>
+          <w:p>
+            <w:pPr>
+              <w:spacing w:after="0"/>
+              <w:jc w:val="left"/>
+            </w:pPr>
+            <w:r/>
+            <w:r>
+              <w:rPr>
+                <w:rFonts w:ascii="Times New Roman" w:hAnsi="Times New Roman" w:eastAsia="Times New Roman"/>
+                <w:b w:val="0"/>
+                <w:i w:val="0"/>
+                <w:sz w:val="18"/>
+              </w:rPr>
+              <w:t>Доводчики в акт о смонтированном оборудовании и журнал входного контроля не включены.</w:t>
+            </w:r>
+          </w:p>
+        </w:tc>
+      </w:tr>
+      <w:tr>
+        <w:tc>
+          <w:tcPr>
+            <w:tcW w:type="dxa" w:w="510"/>
+          </w:tcPr>
+          <w:p>
+            <w:pPr>
+              <w:spacing w:after="0"/>
+              <w:jc w:val="center"/>
+            </w:pPr>
+            <w:r/>
+            <w:r>
+              <w:rPr>
+                <w:rFonts w:ascii="Times New Roman" w:hAnsi="Times New Roman" w:eastAsia="Times New Roman"/>
+                <w:b w:val="0"/>
+                <w:i w:val="0"/>
+                <w:sz w:val="18"/>
+              </w:rPr>
+              <w:t>10</w:t>
+            </w:r>
+          </w:p>
+        </w:tc>
+        <w:tc>
+          <w:tcPr>
+            <w:tcW w:type="dxa" w:w="2551"/>
+          </w:tcPr>
+          <w:p>
+            <w:pPr>
+              <w:spacing w:after="0"/>
+              <w:jc w:val="left"/>
+            </w:pPr>
+            <w:r/>
+            <w:r>
+              <w:rPr>
+                <w:rFonts w:ascii="Times New Roman" w:hAnsi="Times New Roman" w:eastAsia="Times New Roman"/>
+                <w:b w:val="0"/>
+                <w:i w:val="0"/>
+                <w:sz w:val="18"/>
+              </w:rPr>
+              <w:t>СОТ: схема, УГО «АРК2 — рабочее место (два монитора)»</w:t>
+            </w:r>
+          </w:p>
+        </w:tc>
+        <w:tc>
+          <w:tcPr>
+            <w:tcW w:type="dxa" w:w="4422"/>
+          </w:tcPr>
+          <w:p>
+            <w:pPr>
+              <w:spacing w:after="0"/>
+              <w:jc w:val="left"/>
+            </w:pPr>
+            <w:r/>
+            <w:r>
+              <w:rPr>
+                <w:rFonts w:ascii="Times New Roman" w:hAnsi="Times New Roman" w:eastAsia="Times New Roman"/>
+                <w:b w:val="0"/>
+                <w:i w:val="0"/>
+                <w:sz w:val="18"/>
+              </w:rPr>
+              <w:t>Рабочее место одно (мини-ПК CHUWI + 2 монитора Acer) и уже показано в томе СКУД (АРК); в СОТ оно повторено.</w:t>
+            </w:r>
+          </w:p>
+        </w:tc>
+        <w:tc>
+          <w:tcPr>
+            <w:tcW w:type="dxa" w:w="3969"/>
+          </w:tcPr>
+          <w:p>
+            <w:pPr>
+              <w:spacing w:after="0"/>
+              <w:jc w:val="left"/>
+            </w:pPr>
+            <w:r/>
+            <w:r>
+              <w:rPr>
+                <w:rFonts w:ascii="Times New Roman" w:hAnsi="Times New Roman" w:eastAsia="Times New Roman"/>
+                <w:b w:val="0"/>
+                <w:i w:val="0"/>
+                <w:sz w:val="18"/>
+              </w:rPr>
+              <w:t>В СОТ показать рабочее место со ссылкой «* см. СКУД» или убрать из УГО СОТ.</w:t>
+            </w:r>
+          </w:p>
+        </w:tc>
+        <w:tc>
+          <w:tcPr>
+            <w:tcW w:type="dxa" w:w="4025"/>
+          </w:tcPr>
+          <w:p>
+            <w:pPr>
+              <w:spacing w:after="0"/>
+              <w:jc w:val="left"/>
+            </w:pPr>
+            <w:r/>
+            <w:r>
+              <w:rPr>
+                <w:rFonts w:ascii="Times New Roman" w:hAnsi="Times New Roman" w:eastAsia="Times New Roman"/>
+                <w:b w:val="0"/>
+                <w:i w:val="0"/>
+                <w:sz w:val="18"/>
+              </w:rPr>
+              <w:t>Рабочее место учтено один раз — в акте о смонтированном оборудовании СКУД.</w:t>
+            </w:r>
+          </w:p>
+        </w:tc>
+      </w:tr>
+      <w:tr>
+        <w:tc>
+          <w:tcPr>
+            <w:tcW w:type="dxa" w:w="510"/>
+          </w:tcPr>
+          <w:p>
+            <w:pPr>
+              <w:spacing w:after="0"/>
+              <w:jc w:val="center"/>
+            </w:pPr>
+            <w:r/>
+            <w:r>
+              <w:rPr>
+                <w:rFonts w:ascii="Times New Roman" w:hAnsi="Times New Roman" w:eastAsia="Times New Roman"/>
+                <w:b w:val="0"/>
+                <w:i w:val="0"/>
+                <w:sz w:val="18"/>
+              </w:rPr>
+              <w:t>11</w:t>
             </w:r>
           </w:p>
         </w:tc>
@@ -1139,7 +1353,7 @@
                 <w:i w:val="0"/>
                 <w:sz w:val="18"/>
               </w:rPr>
-              <w:t>10</w:t>
+              <w:t>12</w:t>
             </w:r>
           </w:p>
         </w:tc>
@@ -1246,7 +1460,7 @@
                 <w:i w:val="0"/>
                 <w:sz w:val="18"/>
               </w:rPr>
-              <w:t>11</w:t>
+              <w:t>13</w:t>
             </w:r>
           </w:p>
         </w:tc>
@@ -1353,7 +1567,7 @@
                 <w:i w:val="0"/>
                 <w:sz w:val="18"/>
               </w:rPr>
-              <w:t>12</w:t>
+              <w:t>14</w:t>
             </w:r>
           </w:p>
         </w:tc>
@@ -1460,7 +1674,7 @@
                 <w:i w:val="0"/>
                 <w:sz w:val="18"/>
               </w:rPr>
-              <w:t>13</w:t>
+              <w:t>15</w:t>
             </w:r>
           </w:p>
         </w:tc>
@@ -1567,7 +1781,7 @@
                 <w:i w:val="0"/>
                 <w:sz w:val="18"/>
               </w:rPr>
-              <w:t>14</w:t>
+              <w:t>16</w:t>
             </w:r>
           </w:p>
         </w:tc>
@@ -1674,7 +1888,7 @@
                 <w:i w:val="0"/>
                 <w:sz w:val="18"/>
               </w:rPr>
-              <w:t>15</w:t>
+              <w:t>17</w:t>
             </w:r>
           </w:p>
         </w:tc>
@@ -1781,7 +1995,7 @@
                 <w:i w:val="0"/>
                 <w:sz w:val="18"/>
               </w:rPr>
-              <w:t>16</w:t>
+              <w:t>18</w:t>
             </w:r>
           </w:p>
         </w:tc>
@@ -1888,7 +2102,7 @@
                 <w:i w:val="0"/>
                 <w:sz w:val="18"/>
               </w:rPr>
-              <w:t>17</w:t>
+              <w:t>19</w:t>
             </w:r>
           </w:p>
         </w:tc>
@@ -1995,7 +2209,7 @@
                 <w:i w:val="0"/>
                 <w:sz w:val="18"/>
               </w:rPr>
-              <w:t>18</w:t>
+              <w:t>20</w:t>
             </w:r>
           </w:p>
         </w:tc>
@@ -2102,7 +2316,7 @@
                 <w:i w:val="0"/>
                 <w:sz w:val="18"/>
               </w:rPr>
-              <w:t>19</w:t>
+              <w:t>21</w:t>
             </w:r>
           </w:p>
         </w:tc>
@@ -2165,7 +2379,7 @@
                 <w:i w:val="0"/>
                 <w:sz w:val="18"/>
               </w:rPr>
-              <w:t>Указать фактический тип розеток XS1.1–XS1.5 (кат. 6, экр.) и X1.1–X1.3 и привести количество по позициям к схеме: XS — 5, X — 3.</w:t>
+              <w:t>По факту: XS — 1 шт. Cabeus RJ-45 кат. 6 накладная + 4 шт. BRAVA RJ45 кат. 6 в кабель-канале; X — 3 шт. BRAVA RJ45 кат. 5e в кабель-канале (телефонные). В спецификации и на схеме указать эти типы и количества; Brava 76644B (сводная) не установлены — исключить.</w:t>
             </w:r>
           </w:p>
         </w:tc>
@@ -2186,7 +2400,7 @@
                 <w:i w:val="0"/>
                 <w:sz w:val="18"/>
               </w:rPr>
-              <w:t>Акт о смонтированном оборудовании СКС: XS — 5 шт., X — 3 шт. (по схеме), тип — по поз. 3, 4 спецификации.</w:t>
+              <w:t>Акт о смонтированном оборудовании СКС: Cabeus кат. 6 — 1 шт., BRAVA кат. 6 — 4 шт., BRAVA кат. 5e — 3 шт. (по факту).</w:t>
             </w:r>
           </w:p>
         </w:tc>
@@ -2209,7 +2423,7 @@
                 <w:i w:val="0"/>
                 <w:sz w:val="18"/>
               </w:rPr>
-              <w:t>20</w:t>
+              <w:t>22</w:t>
             </w:r>
           </w:p>
         </w:tc>
@@ -2316,7 +2530,7 @@
                 <w:i w:val="0"/>
                 <w:sz w:val="18"/>
               </w:rPr>
-              <w:t>21</w:t>
+              <w:t>23</w:t>
             </w:r>
           </w:p>
         </w:tc>
@@ -2423,7 +2637,7 @@
                 <w:i w:val="0"/>
                 <w:sz w:val="18"/>
               </w:rPr>
-              <w:t>22</w:t>
+              <w:t>24</w:t>
             </w:r>
           </w:p>
         </w:tc>
@@ -2530,7 +2744,7 @@
                 <w:i w:val="0"/>
                 <w:sz w:val="18"/>
               </w:rPr>
-              <w:t>23</w:t>
+              <w:t>25</w:t>
             </w:r>
           </w:p>
         </w:tc>

--- a/Аналитика/Замечания к ИД КПП для проектировщика.docx
+++ b/Аналитика/Замечания к ИД КПП для проектировщика.docx
@@ -27,7 +27,7 @@
           <w:i/>
           <w:sz w:val="20"/>
         </w:rPr>
-        <w:t>Объект: «Центр временного содержания иностранных граждан», д. Старомихайловское. Исправления уже учтены в АОСР, реестрах, журналах входного контроля, актах о смонтированном оборудовании и протоколах КПП; ИД нужно привести в соответствие.</w:t>
+        <w:t>Объект: «Центр временного содержания иностранных граждан», д. Старомихайловское. «.СО» — спецификация установленных изделий и материалов, «.КЖ» — кабельный журнал. Исправления уже учтены в АОСР, реестрах, журналах входного контроля, актах о смонтированном оборудовании и протоколах КПП; ИД нужно привести в соответствие.</w:t>
       </w:r>
     </w:p>
     <w:tbl>
@@ -1330,7 +1330,7 @@
                 <w:i w:val="0"/>
                 <w:sz w:val="18"/>
               </w:rPr>
-              <w:t>В протоколе изоляции СКУД EMH19.1/20.1/20.2 записаны как EMG; остальные линии — как в КЖ, до исправления проектировщиком.</w:t>
+              <w:t>В протоколе изоляции СКУД EMH19.1/20.1/20.2 записаны как EMG; остальные линии — как в КЖ (фактическая комплектация дверей 19–22 уточняется на объекте; после исправления КЖ протокол будет пересобран).</w:t>
             </w:r>
           </w:p>
         </w:tc>
@@ -2358,7 +2358,7 @@
                 <w:i w:val="0"/>
                 <w:sz w:val="18"/>
               </w:rPr>
-              <w:t>Розеток 8 = 7 шт. BRAVA RJ45 (DKC, категория не указана) + 1 шт. Cabeus RJ-45 кат. 6 экр. При этом к розеткам XS1.1–XS1.5 приходят 5 линий F/UTP Cat 6 — экранированная линия кат. 6 должна оканчиваться экранированной розеткой кат. 6.</w:t>
+              <w:t>В спецификации: 7 шт. BRAVA RJ45 (DKC, категория не указана) + 1 шт. Cabeus RJ-45 кат. 6 экр. По факту установлено: XS1.1–XS1.5 — 1 Cabeus кат. 6 накладная + 4 BRAVA кат. 6 в кабель-канале; X1.1–X1.3 — 3 BRAVA кат. 5e (телефонные). К XS приходят линии F/UTP Cat 6 (экранированные) — для BRAVA кат. 6 указать, экранированные ли они и как выполнено заземление экрана.</w:t>
             </w:r>
           </w:p>
         </w:tc>

--- a/Аналитика/Замечания к ИД КПП для проектировщика.docx
+++ b/Аналитика/Замечания к ИД КПП для проектировщика.docx
@@ -2833,6 +2833,113 @@
           </w:p>
         </w:tc>
       </w:tr>
+      <w:tr>
+        <w:tc>
+          <w:tcPr>
+            <w:tcW w:type="dxa" w:w="510"/>
+          </w:tcPr>
+          <w:p>
+            <w:pPr>
+              <w:spacing w:after="0"/>
+              <w:jc w:val="center"/>
+            </w:pPr>
+            <w:r/>
+            <w:r>
+              <w:rPr>
+                <w:rFonts w:ascii="Times New Roman" w:hAnsi="Times New Roman" w:eastAsia="Times New Roman"/>
+                <w:b w:val="0"/>
+                <w:i w:val="0"/>
+                <w:sz w:val="18"/>
+              </w:rPr>
+              <w:t>26</w:t>
+            </w:r>
+          </w:p>
+        </w:tc>
+        <w:tc>
+          <w:tcPr>
+            <w:tcW w:type="dxa" w:w="2551"/>
+          </w:tcPr>
+          <w:p>
+            <w:pPr>
+              <w:spacing w:after="0"/>
+              <w:jc w:val="left"/>
+            </w:pPr>
+            <w:r/>
+            <w:r>
+              <w:rPr>
+                <w:rFonts w:ascii="Times New Roman" w:hAnsi="Times New Roman" w:eastAsia="Times New Roman"/>
+                <w:b w:val="0"/>
+                <w:i w:val="0"/>
+                <w:sz w:val="18"/>
+              </w:rPr>
+              <w:t>СКУД и СОТ: схемы и спецификации — оборудование без модели и изготовителя</w:t>
+            </w:r>
+          </w:p>
+        </w:tc>
+        <w:tc>
+          <w:tcPr>
+            <w:tcW w:type="dxa" w:w="4422"/>
+          </w:tcPr>
+          <w:p>
+            <w:pPr>
+              <w:spacing w:after="0"/>
+              <w:jc w:val="left"/>
+            </w:pPr>
+            <w:r/>
+            <w:r>
+              <w:rPr>
+                <w:rFonts w:ascii="Times New Roman" w:hAnsi="Times New Roman" w:eastAsia="Times New Roman"/>
+                <w:b w:val="0"/>
+                <w:i w:val="0"/>
+                <w:sz w:val="18"/>
+              </w:rPr>
+              <w:t>Не указаны тип (модель) и изготовитель: пост остановки колесного автотранспорта (дорожный блокиратор 3,5 м, арт. 42.11.10-35202929-01П); блок управления противотаранным устройством (БУпту); пульт управления ПТУ (П); блок розеток в шкафу XR1; изготовитель кнопки AV45B51 в корпусе CAME 001YE0043 (К1–К4).</w:t>
+            </w:r>
+          </w:p>
+        </w:tc>
+        <w:tc>
+          <w:tcPr>
+            <w:tcW w:type="dxa" w:w="3969"/>
+          </w:tcPr>
+          <w:p>
+            <w:pPr>
+              <w:spacing w:after="0"/>
+              <w:jc w:val="left"/>
+            </w:pPr>
+            <w:r/>
+            <w:r>
+              <w:rPr>
+                <w:rFonts w:ascii="Times New Roman" w:hAnsi="Times New Roman" w:eastAsia="Times New Roman"/>
+                <w:b w:val="0"/>
+                <w:i w:val="0"/>
+                <w:sz w:val="18"/>
+              </w:rPr>
+              <w:t>В УГО/экспликациях и спецификациях указать для каждого: наименование, тип (модель), изготовитель — по паспортам на установленное оборудование.</w:t>
+            </w:r>
+          </w:p>
+        </w:tc>
+        <w:tc>
+          <w:tcPr>
+            <w:tcW w:type="dxa" w:w="4025"/>
+          </w:tcPr>
+          <w:p>
+            <w:pPr>
+              <w:spacing w:after="0"/>
+              <w:jc w:val="left"/>
+            </w:pPr>
+            <w:r/>
+            <w:r>
+              <w:rPr>
+                <w:rFonts w:ascii="Times New Roman" w:hAnsi="Times New Roman" w:eastAsia="Times New Roman"/>
+                <w:b w:val="0"/>
+                <w:i w:val="0"/>
+                <w:sz w:val="18"/>
+              </w:rPr>
+              <w:t>В актах о смонтированном оборудовании и журналах входного контроля у этих позиций изготовитель — «—»; будет внесён после исправления ИД.</w:t>
+            </w:r>
+          </w:p>
+        </w:tc>
+      </w:tr>
     </w:tbl>
     <w:sectPr>
       <w:pgSz w:w="16838" w:h="11906" w:orient="landscape"/>
